--- a/Tailored_CVs/Shinoy_Unica_Energy_Solutions_Tester.docx
+++ b/Tailored_CVs/Shinoy_Unica_Energy_Solutions_Tester.docx
@@ -70,7 +70,7 @@
           <w:b w:val="0"/>
           <w:sz w:val="19"/>
         </w:rPr>
-        <w:t>I am a QA Automation Engineer with over 8 years of experience building scalable testing frameworks using Java, Selenium, and Playwright. I handle both manual and automated testing, focusing on functional requirements, regression suites, and CI/CD pipelines. Having recently relocated to the Netherlands, I hold a valid EU residence permit and am ready to contribute to your energy management systems.</w:t>
+        <w:t>I am a QA Automation Engineer with over 8 years of experience building scalable test frameworks using Selenium and Playwright. I handle both manual and automated testing, working closely with scrum teams to ensure application stability. Currently holding a valid EU residence permit, I am based in Amstelveen and available to start immediately.</w:t>
       </w:r>
     </w:p>
     <w:p>
@@ -288,7 +288,7 @@
           <w:b w:val="0"/>
           <w:sz w:val="18"/>
         </w:rPr>
-        <w:t>▸ Analyzed functional specifications, user stories, and acceptance criteria to build comprehensive test scenarios and test cases for banking and retail applications.</w:t>
+        <w:t>▸ Created and maintained automated regression and functional test cases using Java Selenium and Playwright within agile scrum environments.</w:t>
       </w:r>
     </w:p>
     <w:p>
@@ -301,7 +301,7 @@
           <w:b w:val="0"/>
           <w:sz w:val="18"/>
         </w:rPr>
-        <w:t>▸ Executed functional, regression, integration, and acceptance tests while managing defect tracking and reporting in JIRA.</w:t>
+        <w:t>▸ Executed functional, integration, and acceptance tests while analyzing user stories and acceptance criteria to ensure software quality.</w:t>
       </w:r>
     </w:p>
     <w:p>
@@ -314,7 +314,7 @@
           <w:b w:val="0"/>
           <w:sz w:val="18"/>
         </w:rPr>
-        <w:t>▸ Built and maintained test automation frameworks from scratch using Java Selenium and Playwright, ensuring high coverage and stability.</w:t>
+        <w:t>▸ Performed backend validation and database checks using Oracle SQL to maintain data integrity across financial workflows.</w:t>
       </w:r>
     </w:p>
     <w:p>
@@ -327,7 +327,7 @@
           <w:b w:val="0"/>
           <w:sz w:val="18"/>
         </w:rPr>
-        <w:t>▸ Streamlined test generation and deployment scripts using Gemini Code Assist to improve overall testing efficiency.</w:t>
+        <w:t>▸ Collaborated with crossfunctional development teams to track defects, manage test scenarios, and support reliable release management.</w:t>
       </w:r>
     </w:p>
     <w:p>

--- a/Tailored_CVs/Shinoy_Unica_Energy_Solutions_Tester.docx
+++ b/Tailored_CVs/Shinoy_Unica_Energy_Solutions_Tester.docx
@@ -70,7 +70,7 @@
           <w:b w:val="0"/>
           <w:sz w:val="19"/>
         </w:rPr>
-        <w:t>I am a QA Automation Engineer with over 8 years of experience building scalable test frameworks using Selenium and Playwright. I handle both manual and automated testing, working closely with scrum teams to ensure application stability. Currently holding a valid EU residence permit, I am based in Amstelveen and available to start immediately.</w:t>
+        <w:t>I am a QA automation engineer with over eight years of experience testing software for financial clients. I build test frameworks using Selenium, Playwright, and SQL, and I manage test execution within CI/CD pipelines. I focus on writing reliable test scenarios and checking system behavior to support stable software releases.</w:t>
       </w:r>
     </w:p>
     <w:p>
@@ -288,7 +288,7 @@
           <w:b w:val="0"/>
           <w:sz w:val="18"/>
         </w:rPr>
-        <w:t>▸ Created and maintained automated regression and functional test cases using Java Selenium and Playwright within agile scrum environments.</w:t>
+        <w:t>▸ Analyzed functional specifications, user stories, and acceptance criteria to write and maintain clear test scenarios, test cases, and test data.</w:t>
       </w:r>
     </w:p>
     <w:p>
@@ -301,7 +301,7 @@
           <w:b w:val="0"/>
           <w:sz w:val="18"/>
         </w:rPr>
-        <w:t>▸ Executed functional, integration, and acceptance tests while analyzing user stories and acceptance criteria to ensure software quality.</w:t>
+        <w:t>▸ Executed functional, regression, integration, and acceptance tests while logging defects and verifying fixes.</w:t>
       </w:r>
     </w:p>
     <w:p>
@@ -314,7 +314,7 @@
           <w:b w:val="0"/>
           <w:sz w:val="18"/>
         </w:rPr>
-        <w:t>▸ Performed backend validation and database checks using Oracle SQL to maintain data integrity across financial workflows.</w:t>
+        <w:t>▸ Validated backend data integrity by writing and running SQL queries.</w:t>
       </w:r>
     </w:p>
     <w:p>
@@ -327,7 +327,7 @@
           <w:b w:val="0"/>
           <w:sz w:val="18"/>
         </w:rPr>
-        <w:t>▸ Collaborated with crossfunctional development teams to track defects, manage test scenarios, and support reliable release management.</w:t>
+        <w:t>▸ Collaborated with crossfunctional scrum teams to ensure high software quality across custom applications.</w:t>
       </w:r>
     </w:p>
     <w:p>
